--- a/docs/04_Manuale_Tecnico.docx
+++ b/docs/04_Manuale_Tecnico.docx
@@ -52,9 +52,6 @@
         <w:t xml:space="preserve">Versione 1.0 • Marzo 2026</w:t>
       </w:r>
     </w:p>
-    <w:r>
-      <w:br w:type="page"/>
-    </w:r>
     <w:p>
       <w:pPr>
         <w:pStyle w:val="Heading1"/>
@@ -118,6 +115,45 @@
     </w:p>
     <w:p>
       <w:pPr>
+        <w:jc w:val="center"/>
+      </w:pPr>
+      <w:r>
+        <w:drawing>
+          <wp:inline distT="114300" distB="114300" distL="114300" distR="114300">
+            <wp:extent cx="2286000" cy="4947138"/>
+            <wp:docPr id="1" name="mobile_home.png"/>
+            <wp:cNvGraphicFramePr/>
+            <a:graphic xmlns:a="http://schemas.openxmlformats.org/drawingml/2006/main">
+              <a:graphicData uri="http://schemas.openxmlformats.org/drawingml/2006/picture">
+                <pic:pic xmlns:pic="http://schemas.openxmlformats.org/drawingml/2006/picture">
+                  <pic:nvPicPr>
+                    <pic:cNvPr id="1" name="mobile_home.png"/>
+                    <pic:cNvPicPr/>
+                  </pic:nvPicPr>
+                  <pic:blipFill>
+                    <a:blip xmlns:r="http://schemas.openxmlformats.org/officeDocument/2006/relationships" r:embed="rId6"/>
+                    <a:stretch>
+                      <a:fillRect/>
+                    </a:stretch>
+                  </pic:blipFill>
+                  <pic:spPr>
+                    <a:xfrm>
+                      <a:off x="0" y="0"/>
+                      <a:ext cx="2286000" cy="4947138"/>
+                    </a:xfrm>
+                    <a:prstGeom prst="rect">
+                      <a:avLst/>
+                    </a:prstGeom>
+                  </pic:spPr>
+                </pic:pic>
+              </a:graphicData>
+            </a:graphic>
+          </wp:inline>
+        </w:drawing>
+      </w:r>
+    </w:p>
+    <w:p>
+      <w:pPr>
         <w:pStyle w:val="ListParagraph"/>
         <w:numPr>
           <w:ilvl w:val="0"/>
@@ -131,6 +167,45 @@
     </w:p>
     <w:p>
       <w:pPr>
+        <w:jc w:val="center"/>
+      </w:pPr>
+      <w:r>
+        <w:drawing>
+          <wp:inline distT="114300" distB="114300" distL="114300" distR="114300">
+            <wp:extent cx="2286000" cy="4947138"/>
+            <wp:docPr id="2" name="urgenza_detail.png"/>
+            <wp:cNvGraphicFramePr/>
+            <a:graphic xmlns:a="http://schemas.openxmlformats.org/drawingml/2006/main">
+              <a:graphicData uri="http://schemas.openxmlformats.org/drawingml/2006/picture">
+                <pic:pic xmlns:pic="http://schemas.openxmlformats.org/drawingml/2006/picture">
+                  <pic:nvPicPr>
+                    <pic:cNvPr id="2" name="urgenza_detail.png"/>
+                    <pic:cNvPicPr/>
+                  </pic:nvPicPr>
+                  <pic:blipFill>
+                    <a:blip xmlns:r="http://schemas.openxmlformats.org/officeDocument/2006/relationships" r:embed="rId7"/>
+                    <a:stretch>
+                      <a:fillRect/>
+                    </a:stretch>
+                  </pic:blipFill>
+                  <pic:spPr>
+                    <a:xfrm>
+                      <a:off x="0" y="0"/>
+                      <a:ext cx="2286000" cy="4947138"/>
+                    </a:xfrm>
+                    <a:prstGeom prst="rect">
+                      <a:avLst/>
+                    </a:prstGeom>
+                  </pic:spPr>
+                </pic:pic>
+              </a:graphicData>
+            </a:graphic>
+          </wp:inline>
+        </w:drawing>
+      </w:r>
+    </w:p>
+    <w:p>
+      <w:pPr>
         <w:pStyle w:val="ListParagraph"/>
         <w:numPr>
           <w:ilvl w:val="0"/>
@@ -235,15 +310,54 @@
     </w:p>
     <w:p>
       <w:pPr>
-        <w:pStyle w:val="ListParagraph"/>
-        <w:numPr>
-          <w:ilvl w:val="0"/>
-          <w:numId w:val="1"/>
-        </w:numPr>
-        <w:spacing w:line="300"/>
-      </w:pPr>
-      <w:r>
-        <w:t xml:space="preserve">14. AI Gemini - Foto/Testo</w:t>
+        <w:jc w:val="center"/>
+      </w:pPr>
+      <w:r>
+        <w:drawing>
+          <wp:inline distT="114300" distB="114300" distL="114300" distR="114300">
+            <wp:extent cx="2286000" cy="4000500"/>
+            <wp:docPr id="3" name="telegram_chat.png"/>
+            <wp:cNvGraphicFramePr/>
+            <a:graphic xmlns:a="http://schemas.openxmlformats.org/drawingml/2006/main">
+              <a:graphicData uri="http://schemas.openxmlformats.org/drawingml/2006/picture">
+                <pic:pic xmlns:pic="http://schemas.openxmlformats.org/drawingml/2006/picture">
+                  <pic:nvPicPr>
+                    <pic:cNvPr id="3" name="telegram_chat.png"/>
+                    <pic:cNvPicPr/>
+                  </pic:nvPicPr>
+                  <pic:blipFill>
+                    <a:blip xmlns:r="http://schemas.openxmlformats.org/officeDocument/2006/relationships" r:embed="rId8"/>
+                    <a:stretch>
+                      <a:fillRect/>
+                    </a:stretch>
+                  </pic:blipFill>
+                  <pic:spPr>
+                    <a:xfrm>
+                      <a:off x="0" y="0"/>
+                      <a:ext cx="2286000" cy="4000500"/>
+                    </a:xfrm>
+                    <a:prstGeom prst="rect">
+                      <a:avLst/>
+                    </a:prstGeom>
+                  </pic:spPr>
+                </pic:pic>
+              </a:graphicData>
+            </a:graphic>
+          </wp:inline>
+        </w:drawing>
+      </w:r>
+    </w:p>
+    <w:p>
+      <w:pPr>
+        <w:pStyle w:val="ListParagraph"/>
+        <w:numPr>
+          <w:ilvl w:val="0"/>
+          <w:numId w:val="1"/>
+        </w:numPr>
+        <w:spacing w:line="300"/>
+      </w:pPr>
+      <w:r>
+        <w:t xml:space="preserve">14. AI Google Gemini (con supporto per Claude, GPT-4, modelli open-source) - Foto/Testo</w:t>
       </w:r>
     </w:p>
     <w:p>
@@ -272,9 +386,6 @@
         <w:t xml:space="preserve">16. Troubleshooting</w:t>
       </w:r>
     </w:p>
-    <w:r>
-      <w:br w:type="page"/>
-    </w:r>
     <w:p>
       <w:pPr>
         <w:pStyle w:val="Heading1"/>
@@ -438,9 +549,6 @@
         <w:t xml:space="preserve">Account Syntoniqa (credenziali fornite da admin)</w:t>
       </w:r>
     </w:p>
-    <w:r>
-      <w:br w:type="page"/>
-    </w:r>
     <w:p>
       <w:pPr>
         <w:pStyle w:val="Heading1"/>
@@ -577,9 +685,6 @@
         <w:t xml:space="preserve">La prima volta: Login con credenziali</w:t>
       </w:r>
     </w:p>
-    <w:r>
-      <w:br w:type="page"/>
-    </w:r>
     <w:p>
       <w:pPr>
         <w:pStyle w:val="Heading1"/>
@@ -741,9 +846,6 @@
         <w:t xml:space="preserve">Session expired: esci e ri-accedi</w:t>
       </w:r>
     </w:p>
-    <w:r>
-      <w:br w:type="page"/>
-    </w:r>
     <w:p>
       <w:pPr>
         <w:pStyle w:val="Heading1"/>
@@ -884,9 +986,6 @@
         <w:t xml:space="preserve">Naviga Cliente: apre mappa</w:t>
       </w:r>
     </w:p>
-    <w:r>
-      <w:br w:type="page"/>
-    </w:r>
     <w:p>
       <w:pPr>
         <w:pStyle w:val="Heading1"/>
@@ -1688,9 +1787,6 @@
         <w:t xml:space="preserve">Admin riceve notifica di completamento</w:t>
       </w:r>
     </w:p>
-    <w:r>
-      <w:br w:type="page"/>
-    </w:r>
     <w:p>
       <w:pPr>
         <w:pStyle w:val="Heading1"/>
@@ -1892,9 +1988,6 @@
         <w:t xml:space="preserve">Chat: Coordinamento gruppo</w:t>
       </w:r>
     </w:p>
-    <w:r>
-      <w:br w:type="page"/>
-    </w:r>
     <w:p>
       <w:pPr>
         <w:pStyle w:val="Heading1"/>
@@ -2009,9 +2102,6 @@
         <w:t xml:space="preserve">Clicca giorno → vista giornaliera</w:t>
       </w:r>
     </w:p>
-    <w:r>
-      <w:br w:type="page"/>
-    </w:r>
     <w:p>
       <w:pPr>
         <w:pStyle w:val="Heading1"/>
@@ -2126,9 +2216,6 @@
         <w:t xml:space="preserve">Per stato (Cliente, Macchina, Urgenza)</w:t>
       </w:r>
     </w:p>
-    <w:r>
-      <w:br w:type="page"/>
-    </w:r>
     <w:p>
       <w:pPr>
         <w:pStyle w:val="Heading1"/>
@@ -2282,9 +2369,6 @@
         <w:t xml:space="preserve">Notifiche Telegram ad ogni cambio stato</w:t>
       </w:r>
     </w:p>
-    <w:r>
-      <w:br w:type="page"/>
-    </w:r>
     <w:p>
       <w:pPr>
         <w:pStyle w:val="Heading1"/>
@@ -2460,9 +2544,6 @@
         <w:t xml:space="preserve">Telegram group per team channel</w:t>
       </w:r>
     </w:p>
-    <w:r>
-      <w:br w:type="page"/>
-    </w:r>
     <w:p>
       <w:pPr>
         <w:pStyle w:val="Heading1"/>
@@ -2664,9 +2745,6 @@
         <w:t xml:space="preserve">Browser chiede permesso → Consenti</w:t>
       </w:r>
     </w:p>
-    <w:r>
-      <w:br w:type="page"/>
-    </w:r>
     <w:p>
       <w:pPr>
         <w:pStyle w:val="Heading1"/>
@@ -2855,9 +2933,6 @@
         <w:t xml:space="preserve">Logout: Clicca "Esci" (svuota token)</w:t>
       </w:r>
     </w:p>
-    <w:r>
-      <w:br w:type="page"/>
-    </w:r>
     <w:p>
       <w:pPr>
         <w:pStyle w:val="Heading1"/>
@@ -3657,7 +3732,7 @@
           </w:tcPr>
           <w:p>
             <w:r>
-              <w:t xml:space="preserve">Gemini crea azione auto</w:t>
+              <w:t xml:space="preserve">Google Gemini (con supporto per Claude, GPT-4, modelli open-source) crea azione auto</w:t>
             </w:r>
           </w:p>
         </w:tc>
@@ -3770,16 +3845,13 @@
         <w:t xml:space="preserve">7. Admin verifica e chiude automaticamente</w:t>
       </w:r>
     </w:p>
-    <w:r>
-      <w:br w:type="page"/>
-    </w:r>
     <w:p>
       <w:pPr>
         <w:pStyle w:val="Heading1"/>
         <w:spacing w:before="400" w:after="200"/>
       </w:pPr>
       <w:r>
-        <w:t xml:space="preserve">14. AI Gemini - Foto/Testo</w:t>
+        <w:t xml:space="preserve">14. AI Google Gemini (con supporto per Claude, GPT-4, modelli open-source) - Foto/Testo</w:t>
       </w:r>
     </w:p>
     <w:p>
@@ -3788,7 +3860,7 @@
         <w:ind w:firstLine="0"/>
       </w:pPr>
       <w:r>
-        <w:t xml:space="preserve">Invia foto o testo a Syntoniqa: AI Gemini analizza e crea azione automatica.</w:t>
+        <w:t xml:space="preserve">Invia foto o testo a Syntoniqa: AI Il motore AI analizza e crea azione automatica.</w:t>
       </w:r>
     </w:p>
     <w:p>
@@ -3845,7 +3917,7 @@
         <w:spacing w:before="200" w:after="200"/>
       </w:pPr>
       <w:r>
-        <w:t xml:space="preserve">Cosa Analizza Gemini</w:t>
+        <w:t xml:space="preserve">Cosa Analizza Google Gemini (con supporto per Claude, GPT-4, modelli open-source)</w:t>
       </w:r>
     </w:p>
     <w:p>
@@ -3961,9 +4033,6 @@
         <w:t xml:space="preserve">Puoi rivedere e modificare prima conferma</w:t>
       </w:r>
     </w:p>
-    <w:r>
-      <w:br w:type="page"/>
-    </w:r>
     <w:p>
       <w:pPr>
         <w:pStyle w:val="Heading1"/>
@@ -4547,9 +4616,6 @@
       </w:tr>
     </w:tbl>
     <w:p/>
-    <w:r>
-      <w:br w:type="page"/>
-    </w:r>
     <w:p>
       <w:pPr>
         <w:pStyle w:val="Heading1"/>
@@ -5069,9 +5135,6 @@
         <w:t xml:space="preserve">Gruppo Telegram: Per segnalazioni urgenti</w:t>
       </w:r>
     </w:p>
-    <w:r>
-      <w:br w:type="page"/>
-    </w:r>
     <w:p>
       <w:pPr>
         <w:spacing w:before="1200"/>
